--- a/archives/2026-09-13/每日金融快讯_20260913.docx
+++ b/archives/2026-09-13/每日金融快讯_20260913.docx
@@ -91,7 +91,7 @@
         </w:numPr>
       </w:pPr>
       <w:r>
-        <w:t xml:space="preserve">中东局势与油价：胡塞武装已完全控制曼德海峡，但海湾六国外长与伊朗外长9/14（周一）会晤、可能签署霍尔木兹海峡航运临时协议；布油9/11收104.60(-2.81%)从107+高位回落；国内成品油临时调控后汽、柴油每吨实际上调260/250元</w:t>
+        <w:t xml:space="preserve">中东局势与油价：沙特东西输油管道（1200公里，绕开霍尔木兹的关键替代路线）9/10遭伊拉克方向无人机袭击、9/11预防性关闭——这是布油9/10暴涨6.34%冲上107的直接导火索；但海湾六国外长与伊朗外长9/14（周一）会晤、可能签署霍尔木兹海峡航运临时协议，布油9/11收104.60(-2.81%)从107+高位回落；美国柴油均价历史首破6美元/加仑，IEA上调今年石油需求降幅至250万桶/日创疫情后最大</w:t>
       </w:r>
     </w:p>
     <w:p>
@@ -217,7 +217,7 @@
         <w:t xml:space="preserve">信号灯：</w:t>
       </w:r>
       <w:r>
-        <w:t xml:space="preserve"> 震荡 </w:t>
+        <w:t xml:space="preserve"> 走弱 </w:t>
       </w:r>
       <w:r>
         <w:rPr>
@@ -1184,27 +1184,27 @@
               <w:jc w:val="center"/>
             </w:pPr>
             <w:r>
-              <w:t xml:space="preserve">24,954.47</w:t>
-            </w:r>
-          </w:p>
-        </w:tc>
-        <w:tc>
-          <w:tcPr>
-            <w:tcW w:type="dxa" w:w="2256"/>
-            <w:tcBorders>
-              <w:top w:val="single" w:color="CCCCCC" w:sz="1"/>
-              <w:left w:val="single" w:color="CCCCCC" w:sz="1"/>
-              <w:bottom w:val="single" w:color="CCCCCC" w:sz="1"/>
-              <w:right w:val="single" w:color="CCCCCC" w:sz="1"/>
-            </w:tcBorders>
-            <w:vAlign w:val="center"/>
-          </w:tcPr>
-          <w:p>
-            <w:pPr>
-              <w:jc w:val="center"/>
-            </w:pPr>
-            <w:r>
-              <w:t xml:space="preserve">-1.27%</w:t>
+              <w:t xml:space="preserve">24,805.63</w:t>
+            </w:r>
+          </w:p>
+        </w:tc>
+        <w:tc>
+          <w:tcPr>
+            <w:tcW w:type="dxa" w:w="2256"/>
+            <w:tcBorders>
+              <w:top w:val="single" w:color="CCCCCC" w:sz="1"/>
+              <w:left w:val="single" w:color="CCCCCC" w:sz="1"/>
+              <w:bottom w:val="single" w:color="CCCCCC" w:sz="1"/>
+              <w:right w:val="single" w:color="CCCCCC" w:sz="1"/>
+            </w:tcBorders>
+            <w:vAlign w:val="center"/>
+          </w:tcPr>
+          <w:p>
+            <w:pPr>
+              <w:jc w:val="center"/>
+            </w:pPr>
+            <w:r>
+              <w:t xml:space="preserve">-0.60%·五连跌</w:t>
             </w:r>
           </w:p>
         </w:tc>
@@ -1266,27 +1266,27 @@
               <w:jc w:val="center"/>
             </w:pPr>
             <w:r>
-              <w:t xml:space="preserve">4,330.49</w:t>
-            </w:r>
-          </w:p>
-        </w:tc>
-        <w:tc>
-          <w:tcPr>
-            <w:tcW w:type="dxa" w:w="2256"/>
-            <w:tcBorders>
-              <w:top w:val="single" w:color="CCCCCC" w:sz="1"/>
-              <w:left w:val="single" w:color="CCCCCC" w:sz="1"/>
-              <w:bottom w:val="single" w:color="CCCCCC" w:sz="1"/>
-              <w:right w:val="single" w:color="CCCCCC" w:sz="1"/>
-            </w:tcBorders>
-            <w:vAlign w:val="center"/>
-          </w:tcPr>
-          <w:p>
-            <w:pPr>
-              <w:jc w:val="center"/>
-            </w:pPr>
-            <w:r>
-              <w:t xml:space="preserve">-2.04%</w:t>
+              <w:t xml:space="preserve">4,320.57</w:t>
+            </w:r>
+          </w:p>
+        </w:tc>
+        <w:tc>
+          <w:tcPr>
+            <w:tcW w:type="dxa" w:w="2256"/>
+            <w:tcBorders>
+              <w:top w:val="single" w:color="CCCCCC" w:sz="1"/>
+              <w:left w:val="single" w:color="CCCCCC" w:sz="1"/>
+              <w:bottom w:val="single" w:color="CCCCCC" w:sz="1"/>
+              <w:right w:val="single" w:color="CCCCCC" w:sz="1"/>
+            </w:tcBorders>
+            <w:vAlign w:val="center"/>
+          </w:tcPr>
+          <w:p>
+            <w:pPr>
+              <w:jc w:val="center"/>
+            </w:pPr>
+            <w:r>
+              <w:t xml:space="preserve">-0.23%</w:t>
             </w:r>
           </w:p>
         </w:tc>
@@ -1348,27 +1348,27 @@
               <w:jc w:val="center"/>
             </w:pPr>
             <w:r>
-              <w:t xml:space="preserve">8,274.78</w:t>
-            </w:r>
-          </w:p>
-        </w:tc>
-        <w:tc>
-          <w:tcPr>
-            <w:tcW w:type="dxa" w:w="2256"/>
-            <w:tcBorders>
-              <w:top w:val="single" w:color="CCCCCC" w:sz="1"/>
-              <w:left w:val="single" w:color="CCCCCC" w:sz="1"/>
-              <w:bottom w:val="single" w:color="CCCCCC" w:sz="1"/>
-              <w:right w:val="single" w:color="CCCCCC" w:sz="1"/>
-            </w:tcBorders>
-            <w:vAlign w:val="center"/>
-          </w:tcPr>
-          <w:p>
-            <w:pPr>
-              <w:jc w:val="center"/>
-            </w:pPr>
-            <w:r>
-              <w:t xml:space="preserve">-1.13%</w:t>
+              <w:t xml:space="preserve">8,246.33</w:t>
+            </w:r>
+          </w:p>
+        </w:tc>
+        <w:tc>
+          <w:tcPr>
+            <w:tcW w:type="dxa" w:w="2256"/>
+            <w:tcBorders>
+              <w:top w:val="single" w:color="CCCCCC" w:sz="1"/>
+              <w:left w:val="single" w:color="CCCCCC" w:sz="1"/>
+              <w:bottom w:val="single" w:color="CCCCCC" w:sz="1"/>
+              <w:right w:val="single" w:color="CCCCCC" w:sz="1"/>
+            </w:tcBorders>
+            <w:vAlign w:val="center"/>
+          </w:tcPr>
+          <w:p>
+            <w:pPr>
+              <w:jc w:val="center"/>
+            </w:pPr>
+            <w:r>
+              <w:t xml:space="preserve">-0.34%</w:t>
             </w:r>
           </w:p>
         </w:tc>
@@ -1649,7 +1649,7 @@
         <w:t xml:space="preserve">大白话：</w:t>
       </w:r>
       <w:r>
-        <w:t xml:space="preserve"> 亚太市场9/11周五普跌：恒指跌1.27%、恒生科技跌2.04%（科技股承压与A股同步），日经225跌1.93%（从9/7的+2.12%回落），韩国KOSPI跌1.76%——CPI公布前后全球资金集体谨慎。欧股周五则率先反弹：德国DAX涨0.82%、法国CAC40涨0.78%、英国富时100涨0.39%、欧洲斯托克50涨0.90%，为美股当晚反弹打了样。港股周内还消化金砖峰会（新德里）与中东局势等事件扰动。简单说：亚太周五跟跌了一波，欧股先反弹，下周一看美股周五反弹能否传导。</w:t>
+        <w:t xml:space="preserve"> 亚太市场9/11周五普跌：恒指跌0.60%报24805.63点（成交2284.31亿港元），与恒生科技（-0.23%）、国企指数（-0.34%）集体五连跌；日经225跌1.93%（从9/7的+2.12%回落），韩国KOSPI跌1.76%——CPI公布前后全球资金集体谨慎。港股内部已分化：中际旭创、小米集团、长飞光纤光缆逆势走强（AI硬件光通信逻辑还在），地产、石化、半导体、有色金属领跌，铜业股跟LME铜大跌联动。欧股周五则率先反弹：德国DAX涨0.88%、法国CAC40涨0.78%、英国富时100涨0.39%、欧洲斯托克50涨0.90%，为美股当晚反弹打了样。简单说：亚太周五跟跌了一波，欧股先反弹，下周一看美股周五反弹能否传导。</w:t>
       </w:r>
     </w:p>
     <w:p>
@@ -1661,7 +1661,31 @@
         </w:numPr>
       </w:pPr>
       <w:r>
-        <w:t xml:space="preserve">[A级] 国际金融报·国际金融要情（周六版）·全球股市全景 (9/12 07:31) https://finance.eastmoney.com/a/202609123872508439.html</w:t>
+        <w:t xml:space="preserve">[B级] 智通财经·港股收盘9/11（网易转载）恒指24805.63(-0.60%)成交2284.31亿 (9/11 16:56) https://www.163.com/dy/article/L6IF9JFJ0519QIKK.html</w:t>
+      </w:r>
+    </w:p>
+    <w:p>
+      <w:pPr>
+        <w:pStyle w:val="ListParagraph"/>
+        <w:numPr>
+          <w:ilvl w:val="0"/>
+          <w:numId w:val="5"/>
+        </w:numPr>
+      </w:pPr>
+      <w:r>
+        <w:t xml:space="preserve">[B级] 华尔街见闻早餐·恒指-0.60%/恒生科技4320.57五连跌 (9/12 07:11) https://baijiahao.baidu.com/s?id=1876078902551533898&amp;wfr=spider&amp;for=pc</w:t>
+      </w:r>
+    </w:p>
+    <w:p>
+      <w:pPr>
+        <w:pStyle w:val="ListParagraph"/>
+        <w:numPr>
+          <w:ilvl w:val="0"/>
+          <w:numId w:val="5"/>
+        </w:numPr>
+      </w:pPr>
+      <w:r>
+        <w:t xml:space="preserve">[A级] 国际金融报·国际金融要情（周六版）·亚太欧股全景 (9/12 07:31) https://finance.eastmoney.com/a/202609123872508439.html</w:t>
       </w:r>
     </w:p>
     <w:p>
@@ -1691,7 +1715,7 @@
         <w:t xml:space="preserve">信号灯：</w:t>
       </w:r>
       <w:r>
-        <w:t xml:space="preserve"> 持平 </w:t>
+        <w:t xml:space="preserve"> ↑升值 </w:t>
       </w:r>
       <w:r>
         <w:rPr>
@@ -3001,7 +3025,7 @@
         <w:t xml:space="preserve">信号灯：</w:t>
       </w:r>
       <w:r>
-        <w:t xml:space="preserve"> 持平 </w:t>
+        <w:t xml:space="preserve"> 收益率上行 </w:t>
       </w:r>
       <w:r>
         <w:rPr>
@@ -3703,7 +3727,7 @@
         <w:t xml:space="preserve">信号灯：</w:t>
       </w:r>
       <w:r>
-        <w:t xml:space="preserve"> 持平 </w:t>
+        <w:t xml:space="preserve"> 利率上行 </w:t>
       </w:r>
       <w:r>
         <w:rPr>
@@ -4931,7 +4955,7 @@
         <w:t xml:space="preserve">信号灯：</w:t>
       </w:r>
       <w:r>
-        <w:t xml:space="preserve"> 震荡 </w:t>
+        <w:t xml:space="preserve"> 油价攀升 </w:t>
       </w:r>
       <w:r>
         <w:rPr>
@@ -5492,6 +5516,88 @@
               <w:jc w:val="center"/>
             </w:pPr>
             <w:r>
+              <w:t xml:space="preserve">沙特东西管道</w:t>
+            </w:r>
+          </w:p>
+        </w:tc>
+        <w:tc>
+          <w:tcPr>
+            <w:tcW w:type="dxa" w:w="2256"/>
+            <w:tcBorders>
+              <w:top w:val="single" w:color="CCCCCC" w:sz="1"/>
+              <w:left w:val="single" w:color="CCCCCC" w:sz="1"/>
+              <w:bottom w:val="single" w:color="CCCCCC" w:sz="1"/>
+              <w:right w:val="single" w:color="CCCCCC" w:sz="1"/>
+            </w:tcBorders>
+            <w:vAlign w:val="center"/>
+          </w:tcPr>
+          <w:p>
+            <w:pPr>
+              <w:jc w:val="center"/>
+            </w:pPr>
+            <w:r>
+              <w:t xml:space="preserve">遭袭后预防性关闭</w:t>
+            </w:r>
+          </w:p>
+        </w:tc>
+        <w:tc>
+          <w:tcPr>
+            <w:tcW w:type="dxa" w:w="2256"/>
+            <w:tcBorders>
+              <w:top w:val="single" w:color="CCCCCC" w:sz="1"/>
+              <w:left w:val="single" w:color="CCCCCC" w:sz="1"/>
+              <w:bottom w:val="single" w:color="CCCCCC" w:sz="1"/>
+              <w:right w:val="single" w:color="CCCCCC" w:sz="1"/>
+            </w:tcBorders>
+            <w:vAlign w:val="center"/>
+          </w:tcPr>
+          <w:p>
+            <w:pPr>
+              <w:jc w:val="center"/>
+            </w:pPr>
+            <w:r>
+              <w:t xml:space="preserve">9/10袭击·9/11关闭·1200公里</w:t>
+            </w:r>
+          </w:p>
+        </w:tc>
+        <w:tc>
+          <w:tcPr>
+            <w:tcW w:type="dxa" w:w="2256"/>
+            <w:tcBorders>
+              <w:top w:val="single" w:color="CCCCCC" w:sz="1"/>
+              <w:left w:val="single" w:color="CCCCCC" w:sz="1"/>
+              <w:bottom w:val="single" w:color="CCCCCC" w:sz="1"/>
+              <w:right w:val="single" w:color="CCCCCC" w:sz="1"/>
+            </w:tcBorders>
+            <w:vAlign w:val="center"/>
+          </w:tcPr>
+          <w:p>
+            <w:pPr>
+              <w:jc w:val="center"/>
+            </w:pPr>
+            <w:r>
+              <w:t xml:space="preserve">9/10-11</w:t>
+            </w:r>
+          </w:p>
+        </w:tc>
+      </w:tr>
+      <w:tr>
+        <w:tc>
+          <w:tcPr>
+            <w:tcW w:type="dxa" w:w="2256"/>
+            <w:tcBorders>
+              <w:top w:val="single" w:color="CCCCCC" w:sz="1"/>
+              <w:left w:val="single" w:color="CCCCCC" w:sz="1"/>
+              <w:bottom w:val="single" w:color="CCCCCC" w:sz="1"/>
+              <w:right w:val="single" w:color="CCCCCC" w:sz="1"/>
+            </w:tcBorders>
+            <w:vAlign w:val="center"/>
+          </w:tcPr>
+          <w:p>
+            <w:pPr>
+              <w:jc w:val="center"/>
+            </w:pPr>
+            <w:r>
               <w:t xml:space="preserve">地缘动态</w:t>
             </w:r>
           </w:p>
@@ -5553,6 +5659,88 @@
             </w:pPr>
             <w:r>
               <w:t xml:space="preserve">9/11-9/14</w:t>
+            </w:r>
+          </w:p>
+        </w:tc>
+      </w:tr>
+      <w:tr>
+        <w:tc>
+          <w:tcPr>
+            <w:tcW w:type="dxa" w:w="2256"/>
+            <w:tcBorders>
+              <w:top w:val="single" w:color="CCCCCC" w:sz="1"/>
+              <w:left w:val="single" w:color="CCCCCC" w:sz="1"/>
+              <w:bottom w:val="single" w:color="CCCCCC" w:sz="1"/>
+              <w:right w:val="single" w:color="CCCCCC" w:sz="1"/>
+            </w:tcBorders>
+            <w:vAlign w:val="center"/>
+          </w:tcPr>
+          <w:p>
+            <w:pPr>
+              <w:jc w:val="center"/>
+            </w:pPr>
+            <w:r>
+              <w:t xml:space="preserve">美国柴油均价</w:t>
+            </w:r>
+          </w:p>
+        </w:tc>
+        <w:tc>
+          <w:tcPr>
+            <w:tcW w:type="dxa" w:w="2256"/>
+            <w:tcBorders>
+              <w:top w:val="single" w:color="CCCCCC" w:sz="1"/>
+              <w:left w:val="single" w:color="CCCCCC" w:sz="1"/>
+              <w:bottom w:val="single" w:color="CCCCCC" w:sz="1"/>
+              <w:right w:val="single" w:color="CCCCCC" w:sz="1"/>
+            </w:tcBorders>
+            <w:vAlign w:val="center"/>
+          </w:tcPr>
+          <w:p>
+            <w:pPr>
+              <w:jc w:val="center"/>
+            </w:pPr>
+            <w:r>
+              <w:t xml:space="preserve">6.0556美元/加仑</w:t>
+            </w:r>
+          </w:p>
+        </w:tc>
+        <w:tc>
+          <w:tcPr>
+            <w:tcW w:type="dxa" w:w="2256"/>
+            <w:tcBorders>
+              <w:top w:val="single" w:color="CCCCCC" w:sz="1"/>
+              <w:left w:val="single" w:color="CCCCCC" w:sz="1"/>
+              <w:bottom w:val="single" w:color="CCCCCC" w:sz="1"/>
+              <w:right w:val="single" w:color="CCCCCC" w:sz="1"/>
+            </w:tcBorders>
+            <w:vAlign w:val="center"/>
+          </w:tcPr>
+          <w:p>
+            <w:pPr>
+              <w:jc w:val="center"/>
+            </w:pPr>
+            <w:r>
+              <w:t xml:space="preserve">历史首次突破6美元·加州逼近8美元</w:t>
+            </w:r>
+          </w:p>
+        </w:tc>
+        <w:tc>
+          <w:tcPr>
+            <w:tcW w:type="dxa" w:w="2256"/>
+            <w:tcBorders>
+              <w:top w:val="single" w:color="CCCCCC" w:sz="1"/>
+              <w:left w:val="single" w:color="CCCCCC" w:sz="1"/>
+              <w:bottom w:val="single" w:color="CCCCCC" w:sz="1"/>
+              <w:right w:val="single" w:color="CCCCCC" w:sz="1"/>
+            </w:tcBorders>
+            <w:vAlign w:val="center"/>
+          </w:tcPr>
+          <w:p>
+            <w:pPr>
+              <w:jc w:val="center"/>
+            </w:pPr>
+            <w:r>
+              <w:t xml:space="preserve">9/11</w:t>
             </w:r>
           </w:p>
         </w:tc>
@@ -5567,7 +5755,7 @@
         <w:t xml:space="preserve">大白话：</w:t>
       </w:r>
       <w:r>
-        <w:t xml:space="preserve"> 油价高位剧烈波动：布伦特9/11收104.60美元/桶（-2.81%）、WTI收于100美元关口（-2.37%）——此前9/10两油双双突破100美元、布油盘中冲上107美元上方。周五回落的两大推手：①海湾六国外长计划与伊朗外长下周一（9/14）会晤，可能签署霍尔木兹海峡航运临时协议；②胡塞武装控制曼德海峡（进入祖巴卜镇、也门政府军撤出丕林岛）后反而呼吁各方施压沙特避免局势升级。但供应链警报未解除：美财政部9/10再将伊朗代理人网络列入制裁清单，穆尔班原油仍报119.50美元（逼近高盛此前警告的120）。国内方面，国家对成品油价格实施临时调控，汽、柴油每吨实际上调260/250元（低于机制应调幅度），减缓国际油价对国内的冲击。简单说：油价在100美元上方喘口气，9/14会晤是分水岭——签协议就回100下方，谈崩就再冲107。</w:t>
+        <w:t xml:space="preserve"> 油价高位剧烈波动：布伦特9/11收104.60美元/桶（-2.81%）、WTI收于100美元关口（-2.37%）——此前9/10因沙特东西输油管道（1200公里，沙特绕开霍尔木兹出口原油的关键替代路线）遭伊拉克方向无人机袭击引发火灾，两油双双暴涨突破100美元、布油盘中冲上107美元上方。周五回落的两大推手：①海湾六国外长计划与伊朗外长下周一（9/14）会晤，可能签署霍尔木兹海峡航运临时协议；②胡塞武装控制曼德海峡（进入祖巴卜镇、也门政府军撤出丕林岛）后反而呼吁各方施压沙特避免局势升级。但供应链警报未解除：沙特管道关闭未恢复，美国柴油均价历史首破6美元/加仑（加州逼近8美元），IEA大幅上调今年全球石油需求降幅至每日250万桶创疫情后最大、不再预期霍尔木兹今年重开航运；美财政部9/10再将伊朗代理人网络列入制裁清单，穆尔班原油仍报119.50美元（逼近高盛此前警告的120）。国内方面，国家对成品油价格实施临时调控，汽、柴油每吨实际上调260/250元（低于机制应调幅度），减缓国际油价对国内的冲击。简单说：油价在100美元上方喘口气，9/14会晤是分水岭——签协议就回100下方，谈崩就再冲107。</w:t>
       </w:r>
     </w:p>
     <w:p>
@@ -5579,7 +5767,7 @@
         </w:numPr>
       </w:pPr>
       <w:r>
-        <w:t xml:space="preserve">[A级] 国际金融报·WTI100/布油104.60/穆尔班119.50 (9/12 07:31) https://finance.eastmoney.com/a/202609123872508439.html</w:t>
+        <w:t xml:space="preserve">[B级] 财联社·沙特关键输油管道遇袭后预防性关闭（1200公里） (9/12 09:14) https://baijiahao.baidu.com/s?id=1876086652916188142&amp;wfr=spider&amp;for=pc</w:t>
       </w:r>
     </w:p>
     <w:p>
@@ -5591,7 +5779,7 @@
         </w:numPr>
       </w:pPr>
       <w:r>
-        <w:t xml:space="preserve">[S级] 东方财富·周末要闻汇总（成品油调控260/250+海湾六国会晤+胡塞控制曼德海峡） (9/13 14:00) http://finance.eastmoney.com/a/202609133872800613.html</w:t>
+        <w:t xml:space="preserve">[A级] 国际金融报·WTI100/布油104.60/穆尔班119.50 (9/12 07:31) https://finance.eastmoney.com/a/202609123872508439.html</w:t>
       </w:r>
     </w:p>
     <w:p>
@@ -5603,7 +5791,19 @@
         </w:numPr>
       </w:pPr>
       <w:r>
-        <w:t xml:space="preserve">[C级] 新浪贵金属热点小时报·9/11晚间原油跳水复盘 (9/12 10:00) https://k.sina.com.cn/article_7857201856_1d45362c001908n3qo.html</w:t>
+        <w:t xml:space="preserve">[S级] 东方财富·周末要闻汇总（成品油调控260/250+海湾六国会晤+胡塞控制曼德海峡） (9/13 14:00) http://finance.eastmoney.com/a/202609133872800613.html</w:t>
+      </w:r>
+    </w:p>
+    <w:p>
+      <w:pPr>
+        <w:pStyle w:val="ListParagraph"/>
+        <w:numPr>
+          <w:ilvl w:val="0"/>
+          <w:numId w:val="11"/>
+        </w:numPr>
+      </w:pPr>
+      <w:r>
+        <w:t xml:space="preserve">[B级] 华尔街见闻·柴油6.0556美元/加仑+IEA需求降幅250万桶/日 (9/12 07:11) https://baijiahao.baidu.com/s?id=1876078902551533898&amp;wfr=spider&amp;for=pc</w:t>
       </w:r>
     </w:p>
     <w:p>
@@ -5633,7 +5833,7 @@
         <w:t xml:space="preserve">信号灯：</w:t>
       </w:r>
       <w:r>
-        <w:t xml:space="preserve"> 震荡 </w:t>
+        <w:t xml:space="preserve"> 铜价走弱 </w:t>
       </w:r>
       <w:r>
         <w:rPr>
@@ -6229,7 +6429,7 @@
         <w:t xml:space="preserve">信号灯：</w:t>
       </w:r>
       <w:r>
-        <w:t xml:space="preserve"> 震荡 </w:t>
+        <w:t xml:space="preserve"> 美元走强 </w:t>
       </w:r>
       <w:r>
         <w:rPr>
@@ -6861,7 +7061,7 @@
         <w:t xml:space="preserve">信号灯：</w:t>
       </w:r>
       <w:r>
-        <w:t xml:space="preserve"> 震荡 </w:t>
+        <w:t xml:space="preserve"> 美股走弱 </w:t>
       </w:r>
       <w:r>
         <w:rPr>
@@ -7497,7 +7697,7 @@
         <w:t xml:space="preserve">大白话：</w:t>
       </w:r>
       <w:r>
-        <w:t xml:space="preserve"> 美股周五反弹终结四连跌：道指涨509.19点（+0.98%）报52573.29，纳指+0.96%、标普+0.86%，戴尔大涨近12%创新高。反弹核心推手是美债——CPI公布后10年期美债一度冲上5.00%关口（2023年10月以来新高），随后长端掉头回落至4.90%附近，压制估值的力量暂缓；'通胀粘性但整体符合预期'的读数让市场松了口气。但全周道指仍累跌1.57%、标普累跌0.8%，此前刚经历自4月底以来最长连跌。密歇根大学1年期消费者通胀预期升至4.6%，WTI站上100美元持续侵蚀消费者信心。下周FOMC（9/15-16）是终极考验：加息以'鸽派落地'还是'鹰派指引'方式出现，决定美股四季度方向。简单说：美股跌四天反弹一天，美债冲5%又回落是关键——FOMC周，系好安全带。</w:t>
+        <w:t xml:space="preserve"> 美股周五反弹终结四连跌：道指涨509.19点（+0.98%）报52573.29，纳指+0.96%、标普+0.86%，戴尔大涨近12%创历史新高。反弹有双重推手：①美债——CPI公布后10年期美债一度冲上5.00%关口（2023年10月以来新高），随后长端掉头回落至4.90%附近，压制估值的力量暂缓；②中东停火信号带动的油价大跌缓解通胀担忧（'停火交易'），通信服务+1.35%、非必需消费+1.13%领涨，AI服务器链走强；但存储板块走弱（西部数据-2.98%、闪迪-3.50%），甲骨文云营收+121%却因资本开支增两倍而跳涨8.5%后转跌——AI硬件内部分化明显。'通胀粘性但整体符合预期'的读数让市场松了口气。但全周道指仍累跌1.57%、标普累跌0.8%，此前刚经历自4月底以来最长连跌。密歇根大学1年期消费者通胀预期升至4.6%，WTI站上100美元持续侵蚀消费者信心。下周FOMC（9/15-16）是终极考验：加息以'鸽派落地'还是'鹰派指引'方式出现，决定美股四季度方向。简单说：美股跌四天反弹一天，美债冲5%又回落是关键——FOMC周，系好安全带。</w:t>
       </w:r>
     </w:p>
     <w:p>

--- a/archives/2026-09-13/每日金融快讯_20260913.docx
+++ b/archives/2026-09-13/每日金融快讯_20260913.docx
@@ -157,7 +157,7 @@
         </w:numPr>
       </w:pPr>
       <w:r>
-        <w:t xml:space="preserve">↓ 全球'加息周'临近：美国8月核心CPI环比0.3%超预期+PPI同比5.4%超预期，10年期美债冲上5.00%（2023年10月以来新高），美联储9月加息概率约90%，欧洲央行官员也在考虑10月加息，美元指数从98回升至99.09</w:t>
+        <w:t xml:space="preserve">↓ 全球'加息周'临近：美国8月核心CPI环比0.3%超预期+PPI同比5.4%超预期，10年期美债冲上5.00%（2023年10月以来新高），美联储9月加息概率约90%（高盛/小摩/富国/德银等9家投行连夜改口），欧洲央行9/10已加息25bp落地（存款利率2.25%→2.5%），美元指数从98回升至99.09</w:t>
       </w:r>
     </w:p>
     <w:p>
@@ -217,7 +217,7 @@
         <w:t xml:space="preserve">信号灯：</w:t>
       </w:r>
       <w:r>
-        <w:t xml:space="preserve"> 走弱 </w:t>
+        <w:t xml:space="preserve"> 震荡 </w:t>
       </w:r>
       <w:r>
         <w:rPr>
@@ -1715,7 +1715,7 @@
         <w:t xml:space="preserve">信号灯：</w:t>
       </w:r>
       <w:r>
-        <w:t xml:space="preserve"> ↑升值 </w:t>
+        <w:t xml:space="preserve"> 持平 </w:t>
       </w:r>
       <w:r>
         <w:rPr>
@@ -3025,7 +3025,7 @@
         <w:t xml:space="preserve">信号灯：</w:t>
       </w:r>
       <w:r>
-        <w:t xml:space="preserve"> 收益率上行 </w:t>
+        <w:t xml:space="preserve"> 持平 </w:t>
       </w:r>
       <w:r>
         <w:rPr>
@@ -3586,6 +3586,88 @@
               <w:jc w:val="center"/>
             </w:pPr>
             <w:r>
+              <w:t xml:space="preserve">美国2年期国债收益率</w:t>
+            </w:r>
+          </w:p>
+        </w:tc>
+        <w:tc>
+          <w:tcPr>
+            <w:tcW w:type="dxa" w:w="2256"/>
+            <w:tcBorders>
+              <w:top w:val="single" w:color="CCCCCC" w:sz="1"/>
+              <w:left w:val="single" w:color="CCCCCC" w:sz="1"/>
+              <w:bottom w:val="single" w:color="CCCCCC" w:sz="1"/>
+              <w:right w:val="single" w:color="CCCCCC" w:sz="1"/>
+            </w:tcBorders>
+            <w:vAlign w:val="center"/>
+          </w:tcPr>
+          <w:p>
+            <w:pPr>
+              <w:jc w:val="center"/>
+            </w:pPr>
+            <w:r>
+              <w:t xml:space="preserve">4.594%</w:t>
+            </w:r>
+          </w:p>
+        </w:tc>
+        <w:tc>
+          <w:tcPr>
+            <w:tcW w:type="dxa" w:w="2256"/>
+            <w:tcBorders>
+              <w:top w:val="single" w:color="CCCCCC" w:sz="1"/>
+              <w:left w:val="single" w:color="CCCCCC" w:sz="1"/>
+              <w:bottom w:val="single" w:color="CCCCCC" w:sz="1"/>
+              <w:right w:val="single" w:color="CCCCCC" w:sz="1"/>
+            </w:tcBorders>
+            <w:vAlign w:val="center"/>
+          </w:tcPr>
+          <w:p>
+            <w:pPr>
+              <w:jc w:val="center"/>
+            </w:pPr>
+            <w:r>
+              <w:t xml:space="preserve">9/10 PPI公布后涨超15bp</w:t>
+            </w:r>
+          </w:p>
+        </w:tc>
+        <w:tc>
+          <w:tcPr>
+            <w:tcW w:type="dxa" w:w="2256"/>
+            <w:tcBorders>
+              <w:top w:val="single" w:color="CCCCCC" w:sz="1"/>
+              <w:left w:val="single" w:color="CCCCCC" w:sz="1"/>
+              <w:bottom w:val="single" w:color="CCCCCC" w:sz="1"/>
+              <w:right w:val="single" w:color="CCCCCC" w:sz="1"/>
+            </w:tcBorders>
+            <w:vAlign w:val="center"/>
+          </w:tcPr>
+          <w:p>
+            <w:pPr>
+              <w:jc w:val="center"/>
+            </w:pPr>
+            <w:r>
+              <w:t xml:space="preserve">9/10收盘</w:t>
+            </w:r>
+          </w:p>
+        </w:tc>
+      </w:tr>
+      <w:tr>
+        <w:tc>
+          <w:tcPr>
+            <w:tcW w:type="dxa" w:w="2256"/>
+            <w:tcBorders>
+              <w:top w:val="single" w:color="CCCCCC" w:sz="1"/>
+              <w:left w:val="single" w:color="CCCCCC" w:sz="1"/>
+              <w:bottom w:val="single" w:color="CCCCCC" w:sz="1"/>
+              <w:right w:val="single" w:color="CCCCCC" w:sz="1"/>
+            </w:tcBorders>
+            <w:vAlign w:val="center"/>
+          </w:tcPr>
+          <w:p>
+            <w:pPr>
+              <w:jc w:val="center"/>
+            </w:pPr>
+            <w:r>
               <w:t xml:space="preserve">中美10年期利差</w:t>
             </w:r>
           </w:p>
@@ -3727,7 +3809,7 @@
         <w:t xml:space="preserve">信号灯：</w:t>
       </w:r>
       <w:r>
-        <w:t xml:space="preserve"> 利率上行 </w:t>
+        <w:t xml:space="preserve"> 持平 </w:t>
       </w:r>
       <w:r>
         <w:rPr>
@@ -4955,7 +5037,7 @@
         <w:t xml:space="preserve">信号灯：</w:t>
       </w:r>
       <w:r>
-        <w:t xml:space="preserve"> 油价攀升 </w:t>
+        <w:t xml:space="preserve"> 震荡 </w:t>
       </w:r>
       <w:r>
         <w:rPr>
@@ -5833,7 +5915,7 @@
         <w:t xml:space="preserve">信号灯：</w:t>
       </w:r>
       <w:r>
-        <w:t xml:space="preserve"> 铜价走弱 </w:t>
+        <w:t xml:space="preserve"> 震荡 </w:t>
       </w:r>
       <w:r>
         <w:rPr>
@@ -6429,7 +6511,7 @@
         <w:t xml:space="preserve">信号灯：</w:t>
       </w:r>
       <w:r>
-        <w:t xml:space="preserve"> 美元走强 </w:t>
+        <w:t xml:space="preserve"> 震荡 </w:t>
       </w:r>
       <w:r>
         <w:rPr>
@@ -6973,6 +7055,88 @@
           </w:p>
         </w:tc>
       </w:tr>
+      <w:tr>
+        <w:tc>
+          <w:tcPr>
+            <w:tcW w:type="dxa" w:w="2256"/>
+            <w:tcBorders>
+              <w:top w:val="single" w:color="CCCCCC" w:sz="1"/>
+              <w:left w:val="single" w:color="CCCCCC" w:sz="1"/>
+              <w:bottom w:val="single" w:color="CCCCCC" w:sz="1"/>
+              <w:right w:val="single" w:color="CCCCCC" w:sz="1"/>
+            </w:tcBorders>
+            <w:vAlign w:val="center"/>
+          </w:tcPr>
+          <w:p>
+            <w:pPr>
+              <w:jc w:val="center"/>
+            </w:pPr>
+            <w:r>
+              <w:t xml:space="preserve">欧洲央行9/10决议</w:t>
+            </w:r>
+          </w:p>
+        </w:tc>
+        <w:tc>
+          <w:tcPr>
+            <w:tcW w:type="dxa" w:w="2256"/>
+            <w:tcBorders>
+              <w:top w:val="single" w:color="CCCCCC" w:sz="1"/>
+              <w:left w:val="single" w:color="CCCCCC" w:sz="1"/>
+              <w:bottom w:val="single" w:color="CCCCCC" w:sz="1"/>
+              <w:right w:val="single" w:color="CCCCCC" w:sz="1"/>
+            </w:tcBorders>
+            <w:vAlign w:val="center"/>
+          </w:tcPr>
+          <w:p>
+            <w:pPr>
+              <w:jc w:val="center"/>
+            </w:pPr>
+            <w:r>
+              <w:t xml:space="preserve">三大关键利率+25bp·存款利率2.5%</w:t>
+            </w:r>
+          </w:p>
+        </w:tc>
+        <w:tc>
+          <w:tcPr>
+            <w:tcW w:type="dxa" w:w="2256"/>
+            <w:tcBorders>
+              <w:top w:val="single" w:color="CCCCCC" w:sz="1"/>
+              <w:left w:val="single" w:color="CCCCCC" w:sz="1"/>
+              <w:bottom w:val="single" w:color="CCCCCC" w:sz="1"/>
+              <w:right w:val="single" w:color="CCCCCC" w:sz="1"/>
+            </w:tcBorders>
+            <w:vAlign w:val="center"/>
+          </w:tcPr>
+          <w:p>
+            <w:pPr>
+              <w:jc w:val="center"/>
+            </w:pPr>
+            <w:r>
+              <w:t xml:space="preserve">伊朗战争以来第二次加息·上调2026年CPI预测至3%</w:t>
+            </w:r>
+          </w:p>
+        </w:tc>
+        <w:tc>
+          <w:tcPr>
+            <w:tcW w:type="dxa" w:w="2256"/>
+            <w:tcBorders>
+              <w:top w:val="single" w:color="CCCCCC" w:sz="1"/>
+              <w:left w:val="single" w:color="CCCCCC" w:sz="1"/>
+              <w:bottom w:val="single" w:color="CCCCCC" w:sz="1"/>
+              <w:right w:val="single" w:color="CCCCCC" w:sz="1"/>
+            </w:tcBorders>
+            <w:vAlign w:val="center"/>
+          </w:tcPr>
+          <w:p>
+            <w:pPr>
+              <w:jc w:val="center"/>
+            </w:pPr>
+            <w:r>
+              <w:t xml:space="preserve">9/10落地</w:t>
+            </w:r>
+          </w:p>
+        </w:tc>
+      </w:tr>
     </w:tbl>
     <w:p>
       <w:r>
@@ -6983,7 +7147,7 @@
         <w:t xml:space="preserve">大白话：</w:t>
       </w:r>
       <w:r>
-        <w:t xml:space="preserve"> 美元触底反弹：美元指数从9/8亚市的跌破98回升至99.09——美国8月核心CPI环比0.3%超预期后，市场对美联储下周加息的押注从71.3%（9/10 PPI后）飙至约90%，美元获得加息预期支撑。高盛由'维持不变'转向'预计9月加息25bp'，摩根大通预计9月和12月各加息25bp。但美元周五反弹力度有限（9/12报99.09基本持平），加息预期已高度定价，'利好兑现'逻辑下FOMC落地后美元存在冲高回落风险。特朗普继续放话：称伊朗冲突将在中期选举后结束、不后悔发动对伊朗武力打击。欧洲央行官员也在考虑10月加息。简单说：美元被加息预期托着回到99上方，下周FOMC落地后看是否'利好出尽'。</w:t>
+        <w:t xml:space="preserve"> 美元触底反弹：美元指数从9/8亚市的跌破98回升至99.09——美国8月核心CPI环比0.3%超预期后，市场对美联储下周加息的押注从71.3%（9/10 PPI后）飙至约90%，美元获得加息预期支撑。高盛由'维持不变'转向'预计9月加息25bp'，摩根大通预计9月和12月各加息25bp。但美元周五反弹力度有限（9/12报99.09基本持平），加息预期已高度定价，'利好兑现'逻辑下FOMC落地后美元存在冲高回落风险。特朗普继续放话：称伊朗冲突将在中期选举后结束、不后悔发动对伊朗武力打击。欧洲央行已于9/10加息25bp落地（存款利率2.25%→2.5%，为伊朗战争推高能源价格以来第二次加息），并上调2026年CPI预测至3%（此前2.6%），拉加德对后续行动持谨慎态度。简单说：美元被加息预期托着回到99上方，下周FOMC落地后看是否'利好出尽'。</w:t>
       </w:r>
     </w:p>
     <w:p>
@@ -6995,7 +7159,7 @@
         <w:t xml:space="preserve">机构观点：</w:t>
       </w:r>
       <w:r>
-        <w:t xml:space="preserve"> CME FedWatch 9/11-9/12：9月加息25bp概率约90%（从9/10的71.3%、9/8的60.4%连续飙升）；高盛由'维持不变'转向'9月加息25bp'；摩根大通预计9月和12月各加息25bp；天风固收：9月加息或已成定局，市场分歧已从'加不加息'转变成'加几次'，基准情形是累计约75bp的'信誉性加息'——为强化美联储信誉与独立性、遏制美债抛售，而非启动新一轮连续紧缩周期；华泰宏观：8月核心通胀环比超预期使9月加息成为'必选项'，不加息的公信力风险进一步上行；欧洲央行官员预计将进一步收紧政策，10月加息已在考虑之中。 — CME FedWatch/高盛/摩根大通/天风/华泰 CME FedWatch+高盛+小摩+天风固收+华泰宏观</w:t>
+        <w:t xml:space="preserve"> CME FedWatch 9/11-9/12：9月加息25bp概率约90%（从9/10的71.3%、9/8的60.4%连续飙升）；高盛由'维持不变'转向'9月加息25bp'；摩根大通预计9月和12月各加息25bp；据金投网统计，高盛、小摩、富国、德银等9家投行在CPI公布当晚连夜改口转向9月加息（德银预计75bp、MPA Macro预计50bp）；天风固收：9月加息或已成定局，市场分歧已从'加不加息'转变成'加几次'，基准情形是累计约75bp的'信誉性加息'——为强化美联储信誉与独立性、遏制美债抛售，而非启动新一轮连续紧缩周期；华泰宏观：8月核心通胀环比超预期使9月加息成为'必选项'，不加息的公信力风险进一步上行。 — CME FedWatch/高盛/摩根大通/天风/华泰 CME FedWatch+高盛+小摩+天风固收+华泰宏观</w:t>
       </w:r>
     </w:p>
     <w:p>
@@ -7036,6 +7200,30 @@
     </w:p>
     <w:p>
       <w:pPr>
+        <w:pStyle w:val="ListParagraph"/>
+        <w:numPr>
+          <w:ilvl w:val="0"/>
+          <w:numId w:val="13"/>
+        </w:numPr>
+      </w:pPr>
+      <w:r>
+        <w:t xml:space="preserve">[A级] 证券时报·高盛小摩重大转变（FedWatch 9月加息概率接近90%） (9/12 17:50) https://www.stcn.com/article/detail/4182866.html</w:t>
+      </w:r>
+    </w:p>
+    <w:p>
+      <w:pPr>
+        <w:pStyle w:val="ListParagraph"/>
+        <w:numPr>
+          <w:ilvl w:val="0"/>
+          <w:numId w:val="13"/>
+        </w:numPr>
+      </w:pPr>
+      <w:r>
+        <w:t xml:space="preserve">[S级] 新华财经·欧洲央行加息25bp落地（存款利率2.25%→2.5%，后续谨慎） (9/10 20:44) https://baijiahao.baidu.com/s?id=1875950286586470363&amp;wfr=spider&amp;for=pc</w:t>
+      </w:r>
+    </w:p>
+    <w:p>
+      <w:pPr>
         <w:pStyle w:val="Heading3"/>
         <w:spacing w:after="120" w:before="120"/>
         <w:outlineLvl w:val="2"/>
@@ -7061,7 +7249,7 @@
         <w:t xml:space="preserve">信号灯：</w:t>
       </w:r>
       <w:r>
-        <w:t xml:space="preserve"> 美股走弱 </w:t>
+        <w:t xml:space="preserve"> 震荡 </w:t>
       </w:r>
       <w:r>
         <w:rPr>
@@ -8593,6 +8781,170 @@
             </w:pPr>
             <w:r>
               <w:t xml:space="preserve">9/12</w:t>
+            </w:r>
+          </w:p>
+        </w:tc>
+      </w:tr>
+      <w:tr>
+        <w:tc>
+          <w:tcPr>
+            <w:tcW w:type="dxa" w:w="2256"/>
+            <w:tcBorders>
+              <w:top w:val="single" w:color="CCCCCC" w:sz="1"/>
+              <w:left w:val="single" w:color="CCCCCC" w:sz="1"/>
+              <w:bottom w:val="single" w:color="CCCCCC" w:sz="1"/>
+              <w:right w:val="single" w:color="CCCCCC" w:sz="1"/>
+            </w:tcBorders>
+            <w:vAlign w:val="center"/>
+          </w:tcPr>
+          <w:p>
+            <w:pPr>
+              <w:jc w:val="center"/>
+            </w:pPr>
+            <w:r>
+              <w:t xml:space="preserve">A</w:t>
+            </w:r>
+          </w:p>
+        </w:tc>
+        <w:tc>
+          <w:tcPr>
+            <w:tcW w:type="dxa" w:w="2256"/>
+            <w:tcBorders>
+              <w:top w:val="single" w:color="CCCCCC" w:sz="1"/>
+              <w:left w:val="single" w:color="CCCCCC" w:sz="1"/>
+              <w:bottom w:val="single" w:color="CCCCCC" w:sz="1"/>
+              <w:right w:val="single" w:color="CCCCCC" w:sz="1"/>
+            </w:tcBorders>
+            <w:vAlign w:val="center"/>
+          </w:tcPr>
+          <w:p>
+            <w:pPr>
+              <w:jc w:val="center"/>
+            </w:pPr>
+            <w:r>
+              <w:t xml:space="preserve">新华财经</w:t>
+            </w:r>
+          </w:p>
+        </w:tc>
+        <w:tc>
+          <w:tcPr>
+            <w:tcW w:type="dxa" w:w="2256"/>
+            <w:tcBorders>
+              <w:top w:val="single" w:color="CCCCCC" w:sz="1"/>
+              <w:left w:val="single" w:color="CCCCCC" w:sz="1"/>
+              <w:bottom w:val="single" w:color="CCCCCC" w:sz="1"/>
+              <w:right w:val="single" w:color="CCCCCC" w:sz="1"/>
+            </w:tcBorders>
+            <w:vAlign w:val="center"/>
+          </w:tcPr>
+          <w:p>
+            <w:pPr>
+              <w:jc w:val="center"/>
+            </w:pPr>
+            <w:r>
+              <w:t xml:space="preserve">欧洲央行9/10加息25bp落地：存款机制利率2.25%→2.5%、主要再融资利率2.65%、边际贷款利率2.9%；上调2026年CPI预测至3%（此前2.6%）；为伊朗战争推高能源价格以来第二次加息，后续前景不明</w:t>
+            </w:r>
+          </w:p>
+        </w:tc>
+        <w:tc>
+          <w:tcPr>
+            <w:tcW w:type="dxa" w:w="2256"/>
+            <w:tcBorders>
+              <w:top w:val="single" w:color="CCCCCC" w:sz="1"/>
+              <w:left w:val="single" w:color="CCCCCC" w:sz="1"/>
+              <w:bottom w:val="single" w:color="CCCCCC" w:sz="1"/>
+              <w:right w:val="single" w:color="CCCCCC" w:sz="1"/>
+            </w:tcBorders>
+            <w:vAlign w:val="center"/>
+          </w:tcPr>
+          <w:p>
+            <w:pPr>
+              <w:jc w:val="center"/>
+            </w:pPr>
+            <w:r>
+              <w:t xml:space="preserve">9/10 20:44</w:t>
+            </w:r>
+          </w:p>
+        </w:tc>
+      </w:tr>
+      <w:tr>
+        <w:tc>
+          <w:tcPr>
+            <w:tcW w:type="dxa" w:w="2256"/>
+            <w:tcBorders>
+              <w:top w:val="single" w:color="CCCCCC" w:sz="1"/>
+              <w:left w:val="single" w:color="CCCCCC" w:sz="1"/>
+              <w:bottom w:val="single" w:color="CCCCCC" w:sz="1"/>
+              <w:right w:val="single" w:color="CCCCCC" w:sz="1"/>
+            </w:tcBorders>
+            <w:vAlign w:val="center"/>
+          </w:tcPr>
+          <w:p>
+            <w:pPr>
+              <w:jc w:val="center"/>
+            </w:pPr>
+            <w:r>
+              <w:t xml:space="preserve">A</w:t>
+            </w:r>
+          </w:p>
+        </w:tc>
+        <w:tc>
+          <w:tcPr>
+            <w:tcW w:type="dxa" w:w="2256"/>
+            <w:tcBorders>
+              <w:top w:val="single" w:color="CCCCCC" w:sz="1"/>
+              <w:left w:val="single" w:color="CCCCCC" w:sz="1"/>
+              <w:bottom w:val="single" w:color="CCCCCC" w:sz="1"/>
+              <w:right w:val="single" w:color="CCCCCC" w:sz="1"/>
+            </w:tcBorders>
+            <w:vAlign w:val="center"/>
+          </w:tcPr>
+          <w:p>
+            <w:pPr>
+              <w:jc w:val="center"/>
+            </w:pPr>
+            <w:r>
+              <w:t xml:space="preserve">证券时报</w:t>
+            </w:r>
+          </w:p>
+        </w:tc>
+        <w:tc>
+          <w:tcPr>
+            <w:tcW w:type="dxa" w:w="2256"/>
+            <w:tcBorders>
+              <w:top w:val="single" w:color="CCCCCC" w:sz="1"/>
+              <w:left w:val="single" w:color="CCCCCC" w:sz="1"/>
+              <w:bottom w:val="single" w:color="CCCCCC" w:sz="1"/>
+              <w:right w:val="single" w:color="CCCCCC" w:sz="1"/>
+            </w:tcBorders>
+            <w:vAlign w:val="center"/>
+          </w:tcPr>
+          <w:p>
+            <w:pPr>
+              <w:jc w:val="center"/>
+            </w:pPr>
+            <w:r>
+              <w:t xml:space="preserve">美国8月核心CPI超预期后市场定价9月加息概率约90%；高盛转向预计9月加息25bp（此前预期维持不变）、小摩预计9月与12月各加息25bp（芝商所FedWatch）</w:t>
+            </w:r>
+          </w:p>
+        </w:tc>
+        <w:tc>
+          <w:tcPr>
+            <w:tcW w:type="dxa" w:w="2256"/>
+            <w:tcBorders>
+              <w:top w:val="single" w:color="CCCCCC" w:sz="1"/>
+              <w:left w:val="single" w:color="CCCCCC" w:sz="1"/>
+              <w:bottom w:val="single" w:color="CCCCCC" w:sz="1"/>
+              <w:right w:val="single" w:color="CCCCCC" w:sz="1"/>
+            </w:tcBorders>
+            <w:vAlign w:val="center"/>
+          </w:tcPr>
+          <w:p>
+            <w:pPr>
+              <w:jc w:val="center"/>
+            </w:pPr>
+            <w:r>
+              <w:t xml:space="preserve">9/12 17:50</w:t>
             </w:r>
           </w:p>
         </w:tc>
